--- a/m6/module6_portfolio.docx
+++ b/m6/module6_portfolio.docx
@@ -56,7 +56,7 @@
             <w:color w:val="0563C1"/>
             <w:u w:val="single"/>
           </w:rPr>
-          <w:t>View Source Code</w:t>
+          <w:t>https://github.com/frosmear/csc500/blob/main/m6/module6.py</w:t>
         </w:r>
       </w:hyperlink>
     </w:p>

--- a/m6/module6_portfolio.docx
+++ b/m6/module6_portfolio.docx
@@ -4,7 +4,7 @@
   <w:body>
     <w:p>
       <w:pPr>
-        <w:pStyle w:val="Heading1"/>
+        <w:pStyle w:val="Title"/>
       </w:pPr>
       <w:r>
         <w:t>CSC500 Module 6 Portfolio Milestone</w:t>

--- a/m6/module6_portfolio.docx
+++ b/m6/module6_portfolio.docx
@@ -16,23 +16,25 @@
       </w:r>
     </w:p>
     <w:p>
-      <w:pPr>
-        <w:pStyle w:val="Heading1"/>
-      </w:pPr>
       <w:r>
+        <w:rPr>
+          <w:b/>
+          <w:sz w:val="32"/>
+        </w:rPr>
         <w:t>Pseudocode</w:t>
       </w:r>
     </w:p>
     <w:p>
       <w:r>
-        <w:t>Pseudocode file not found: m6/pseudocode.md</w:t>
+        <w:t>Pseudocode file not found: m6/pseudo.txt</w:t>
       </w:r>
     </w:p>
     <w:p>
-      <w:pPr>
-        <w:pStyle w:val="Heading1"/>
-      </w:pPr>
       <w:r>
+        <w:rPr>
+          <w:b/>
+          <w:sz w:val="32"/>
+        </w:rPr>
         <w:t>Screenshots</w:t>
       </w:r>
     </w:p>
@@ -42,10 +44,11 @@
       </w:r>
     </w:p>
     <w:p>
-      <w:pPr>
-        <w:pStyle w:val="Heading1"/>
-      </w:pPr>
       <w:r>
+        <w:rPr>
+          <w:b/>
+          <w:sz w:val="32"/>
+        </w:rPr>
         <w:t>Source Code</w:t>
       </w:r>
     </w:p>

--- a/m6/module6_portfolio.docx
+++ b/m6/module6_portfolio.docx
@@ -25,8 +25,1009 @@
       </w:r>
     </w:p>
     <w:p>
+      <w:pPr>
+        <w:spacing w:after="0"/>
+      </w:pPr>
       <w:r>
-        <w:t>Pseudocode file not found: m6/pseudo.txt</w:t>
+        <w:rPr>
+          <w:rFonts w:ascii="Courier New" w:hAnsi="Courier New"/>
+        </w:rPr>
+        <w:t>CSC500 Module 6 Portfolio Milestone</w:t>
+      </w:r>
+    </w:p>
+    <w:p>
+      <w:pPr>
+        <w:spacing w:after="0"/>
+      </w:pPr>
+      <w:r>
+        <w:rPr>
+          <w:rFonts w:ascii="Courier New" w:hAnsi="Courier New"/>
+        </w:rPr>
+        <w:t>Pseudocode</w:t>
+      </w:r>
+    </w:p>
+    <w:p>
+      <w:pPr>
+        <w:spacing w:after="0"/>
+      </w:pPr>
+      <w:r>
+        <w:rPr>
+          <w:rFonts w:ascii="Courier New" w:hAnsi="Courier New"/>
+        </w:rPr>
+      </w:r>
+    </w:p>
+    <w:p>
+      <w:pPr>
+        <w:spacing w:after="0"/>
+      </w:pPr>
+      <w:r>
+        <w:rPr>
+          <w:rFonts w:ascii="Courier New" w:hAnsi="Courier New"/>
+        </w:rPr>
+      </w:r>
+    </w:p>
+    <w:p>
+      <w:pPr>
+        <w:spacing w:after="0"/>
+      </w:pPr>
+      <w:r>
+        <w:rPr>
+          <w:rFonts w:ascii="Courier New" w:hAnsi="Courier New"/>
+        </w:rPr>
+      </w:r>
+    </w:p>
+    <w:p>
+      <w:pPr>
+        <w:spacing w:after="0"/>
+      </w:pPr>
+      <w:r>
+        <w:rPr>
+          <w:rFonts w:ascii="Courier New" w:hAnsi="Courier New"/>
+        </w:rPr>
+        <w:t>Create a ItemToPurchase Class</w:t>
+      </w:r>
+    </w:p>
+    <w:p>
+      <w:pPr>
+        <w:spacing w:after="0"/>
+      </w:pPr>
+      <w:r>
+        <w:rPr>
+          <w:rFonts w:ascii="Courier New" w:hAnsi="Courier New"/>
+        </w:rPr>
+        <w:t xml:space="preserve">    Initialize method</w:t>
+      </w:r>
+    </w:p>
+    <w:p>
+      <w:pPr>
+        <w:spacing w:after="0"/>
+      </w:pPr>
+      <w:r>
+        <w:rPr>
+          <w:rFonts w:ascii="Courier New" w:hAnsi="Courier New"/>
+        </w:rPr>
+        <w:t xml:space="preserve">        Set item name to the provided name.</w:t>
+      </w:r>
+    </w:p>
+    <w:p>
+      <w:pPr>
+        <w:spacing w:after="0"/>
+      </w:pPr>
+      <w:r>
+        <w:rPr>
+          <w:rFonts w:ascii="Courier New" w:hAnsi="Courier New"/>
+        </w:rPr>
+        <w:t xml:space="preserve">        Set item price to the provided price.</w:t>
+      </w:r>
+    </w:p>
+    <w:p>
+      <w:pPr>
+        <w:spacing w:after="0"/>
+      </w:pPr>
+      <w:r>
+        <w:rPr>
+          <w:rFonts w:ascii="Courier New" w:hAnsi="Courier New"/>
+        </w:rPr>
+        <w:t xml:space="preserve">        Set item quantity to the provided quantity.</w:t>
+      </w:r>
+    </w:p>
+    <w:p>
+      <w:pPr>
+        <w:spacing w:after="0"/>
+      </w:pPr>
+      <w:r>
+        <w:rPr>
+          <w:rFonts w:ascii="Courier New" w:hAnsi="Courier New"/>
+        </w:rPr>
+      </w:r>
+    </w:p>
+    <w:p>
+      <w:pPr>
+        <w:spacing w:after="0"/>
+      </w:pPr>
+      <w:r>
+        <w:rPr>
+          <w:rFonts w:ascii="Courier New" w:hAnsi="Courier New"/>
+        </w:rPr>
+        <w:t xml:space="preserve">    Define a Print Item Cost Method</w:t>
+      </w:r>
+    </w:p>
+    <w:p>
+      <w:pPr>
+        <w:spacing w:after="0"/>
+      </w:pPr>
+      <w:r>
+        <w:rPr>
+          <w:rFonts w:ascii="Courier New" w:hAnsi="Courier New"/>
+        </w:rPr>
+        <w:t xml:space="preserve">        Multiply the item price by the item quantity.</w:t>
+      </w:r>
+    </w:p>
+    <w:p>
+      <w:pPr>
+        <w:spacing w:after="0"/>
+      </w:pPr>
+      <w:r>
+        <w:rPr>
+          <w:rFonts w:ascii="Courier New" w:hAnsi="Courier New"/>
+        </w:rPr>
+        <w:t xml:space="preserve">        Display the item name, quantity, price, and total cost.</w:t>
+      </w:r>
+    </w:p>
+    <w:p>
+      <w:pPr>
+        <w:spacing w:after="0"/>
+      </w:pPr>
+      <w:r>
+        <w:rPr>
+          <w:rFonts w:ascii="Courier New" w:hAnsi="Courier New"/>
+        </w:rPr>
+      </w:r>
+    </w:p>
+    <w:p>
+      <w:pPr>
+        <w:spacing w:after="0"/>
+      </w:pPr>
+      <w:r>
+        <w:rPr>
+          <w:rFonts w:ascii="Courier New" w:hAnsi="Courier New"/>
+        </w:rPr>
+        <w:t>Create a ShoppingCart Class</w:t>
+      </w:r>
+    </w:p>
+    <w:p>
+      <w:pPr>
+        <w:spacing w:after="0"/>
+      </w:pPr>
+      <w:r>
+        <w:rPr>
+          <w:rFonts w:ascii="Courier New" w:hAnsi="Courier New"/>
+        </w:rPr>
+        <w:t xml:space="preserve">    Initialize method</w:t>
+      </w:r>
+    </w:p>
+    <w:p>
+      <w:pPr>
+        <w:spacing w:after="0"/>
+      </w:pPr>
+      <w:r>
+        <w:rPr>
+          <w:rFonts w:ascii="Courier New" w:hAnsi="Courier New"/>
+        </w:rPr>
+        <w:t xml:space="preserve">        Set the customer name.</w:t>
+      </w:r>
+    </w:p>
+    <w:p>
+      <w:pPr>
+        <w:spacing w:after="0"/>
+      </w:pPr>
+      <w:r>
+        <w:rPr>
+          <w:rFonts w:ascii="Courier New" w:hAnsi="Courier New"/>
+        </w:rPr>
+        <w:t xml:space="preserve">        Set the current date.</w:t>
+      </w:r>
+    </w:p>
+    <w:p>
+      <w:pPr>
+        <w:spacing w:after="0"/>
+      </w:pPr>
+      <w:r>
+        <w:rPr>
+          <w:rFonts w:ascii="Courier New" w:hAnsi="Courier New"/>
+        </w:rPr>
+        <w:t xml:space="preserve">        Set an empty list called cart_items.</w:t>
+      </w:r>
+    </w:p>
+    <w:p>
+      <w:pPr>
+        <w:spacing w:after="0"/>
+      </w:pPr>
+      <w:r>
+        <w:rPr>
+          <w:rFonts w:ascii="Courier New" w:hAnsi="Courier New"/>
+        </w:rPr>
+      </w:r>
+    </w:p>
+    <w:p>
+      <w:pPr>
+        <w:spacing w:after="0"/>
+      </w:pPr>
+      <w:r>
+        <w:rPr>
+          <w:rFonts w:ascii="Courier New" w:hAnsi="Courier New"/>
+        </w:rPr>
+        <w:t xml:space="preserve">    Define Add Item method</w:t>
+      </w:r>
+    </w:p>
+    <w:p>
+      <w:pPr>
+        <w:spacing w:after="0"/>
+      </w:pPr>
+      <w:r>
+        <w:rPr>
+          <w:rFonts w:ascii="Courier New" w:hAnsi="Courier New"/>
+        </w:rPr>
+        <w:t xml:space="preserve">        Receive an ItemToPurchase object.</w:t>
+      </w:r>
+    </w:p>
+    <w:p>
+      <w:pPr>
+        <w:spacing w:after="0"/>
+      </w:pPr>
+      <w:r>
+        <w:rPr>
+          <w:rFonts w:ascii="Courier New" w:hAnsi="Courier New"/>
+        </w:rPr>
+        <w:t xml:space="preserve">        Add the object to cart_items.</w:t>
+      </w:r>
+    </w:p>
+    <w:p>
+      <w:pPr>
+        <w:spacing w:after="0"/>
+      </w:pPr>
+      <w:r>
+        <w:rPr>
+          <w:rFonts w:ascii="Courier New" w:hAnsi="Courier New"/>
+        </w:rPr>
+      </w:r>
+    </w:p>
+    <w:p>
+      <w:pPr>
+        <w:spacing w:after="0"/>
+      </w:pPr>
+      <w:r>
+        <w:rPr>
+          <w:rFonts w:ascii="Courier New" w:hAnsi="Courier New"/>
+        </w:rPr>
+        <w:t xml:space="preserve">    Define Remove Item method</w:t>
+      </w:r>
+    </w:p>
+    <w:p>
+      <w:pPr>
+        <w:spacing w:after="0"/>
+      </w:pPr>
+      <w:r>
+        <w:rPr>
+          <w:rFonts w:ascii="Courier New" w:hAnsi="Courier New"/>
+        </w:rPr>
+        <w:t xml:space="preserve">        Search cart_items for an item with the requested name.</w:t>
+      </w:r>
+    </w:p>
+    <w:p>
+      <w:pPr>
+        <w:spacing w:after="0"/>
+      </w:pPr>
+      <w:r>
+        <w:rPr>
+          <w:rFonts w:ascii="Courier New" w:hAnsi="Courier New"/>
+        </w:rPr>
+        <w:t xml:space="preserve">        If the item is found, remove it.</w:t>
+      </w:r>
+    </w:p>
+    <w:p>
+      <w:pPr>
+        <w:spacing w:after="0"/>
+      </w:pPr>
+      <w:r>
+        <w:rPr>
+          <w:rFonts w:ascii="Courier New" w:hAnsi="Courier New"/>
+        </w:rPr>
+        <w:t xml:space="preserve">        If the item is not found, display warning message</w:t>
+      </w:r>
+    </w:p>
+    <w:p>
+      <w:pPr>
+        <w:spacing w:after="0"/>
+      </w:pPr>
+      <w:r>
+        <w:rPr>
+          <w:rFonts w:ascii="Courier New" w:hAnsi="Courier New"/>
+        </w:rPr>
+      </w:r>
+    </w:p>
+    <w:p>
+      <w:pPr>
+        <w:spacing w:after="0"/>
+      </w:pPr>
+      <w:r>
+        <w:rPr>
+          <w:rFonts w:ascii="Courier New" w:hAnsi="Courier New"/>
+        </w:rPr>
+        <w:t xml:space="preserve">    Define Modify Item method</w:t>
+      </w:r>
+    </w:p>
+    <w:p>
+      <w:pPr>
+        <w:spacing w:after="0"/>
+      </w:pPr>
+      <w:r>
+        <w:rPr>
+          <w:rFonts w:ascii="Courier New" w:hAnsi="Courier New"/>
+        </w:rPr>
+        <w:t xml:space="preserve">        Search cart_items for an item with the requested name.</w:t>
+      </w:r>
+    </w:p>
+    <w:p>
+      <w:pPr>
+        <w:spacing w:after="0"/>
+      </w:pPr>
+      <w:r>
+        <w:rPr>
+          <w:rFonts w:ascii="Courier New" w:hAnsi="Courier New"/>
+        </w:rPr>
+        <w:t xml:space="preserve">        If the item is found, update its price and quantity.</w:t>
+      </w:r>
+    </w:p>
+    <w:p>
+      <w:pPr>
+        <w:spacing w:after="0"/>
+      </w:pPr>
+      <w:r>
+        <w:rPr>
+          <w:rFonts w:ascii="Courier New" w:hAnsi="Courier New"/>
+        </w:rPr>
+        <w:t xml:space="preserve">        If the item is not found, display warning message.</w:t>
+      </w:r>
+    </w:p>
+    <w:p>
+      <w:pPr>
+        <w:spacing w:after="0"/>
+      </w:pPr>
+      <w:r>
+        <w:rPr>
+          <w:rFonts w:ascii="Courier New" w:hAnsi="Courier New"/>
+        </w:rPr>
+      </w:r>
+    </w:p>
+    <w:p>
+      <w:pPr>
+        <w:spacing w:after="0"/>
+      </w:pPr>
+      <w:r>
+        <w:rPr>
+          <w:rFonts w:ascii="Courier New" w:hAnsi="Courier New"/>
+        </w:rPr>
+        <w:t xml:space="preserve">    Define Get Number of Items method</w:t>
+      </w:r>
+    </w:p>
+    <w:p>
+      <w:pPr>
+        <w:spacing w:after="0"/>
+      </w:pPr>
+      <w:r>
+        <w:rPr>
+          <w:rFonts w:ascii="Courier New" w:hAnsi="Courier New"/>
+        </w:rPr>
+        <w:t xml:space="preserve">        Start a quantity counter at zero.</w:t>
+      </w:r>
+    </w:p>
+    <w:p>
+      <w:pPr>
+        <w:spacing w:after="0"/>
+      </w:pPr>
+      <w:r>
+        <w:rPr>
+          <w:rFonts w:ascii="Courier New" w:hAnsi="Courier New"/>
+        </w:rPr>
+        <w:t xml:space="preserve">        Loop through every item in cart_items.</w:t>
+      </w:r>
+    </w:p>
+    <w:p>
+      <w:pPr>
+        <w:spacing w:after="0"/>
+      </w:pPr>
+      <w:r>
+        <w:rPr>
+          <w:rFonts w:ascii="Courier New" w:hAnsi="Courier New"/>
+        </w:rPr>
+        <w:t xml:space="preserve">        Add each item's quantity to the counter.</w:t>
+      </w:r>
+    </w:p>
+    <w:p>
+      <w:pPr>
+        <w:spacing w:after="0"/>
+      </w:pPr>
+      <w:r>
+        <w:rPr>
+          <w:rFonts w:ascii="Courier New" w:hAnsi="Courier New"/>
+        </w:rPr>
+        <w:t xml:space="preserve">        Return the total quantity.</w:t>
+      </w:r>
+    </w:p>
+    <w:p>
+      <w:pPr>
+        <w:spacing w:after="0"/>
+      </w:pPr>
+      <w:r>
+        <w:rPr>
+          <w:rFonts w:ascii="Courier New" w:hAnsi="Courier New"/>
+        </w:rPr>
+      </w:r>
+    </w:p>
+    <w:p>
+      <w:pPr>
+        <w:spacing w:after="0"/>
+      </w:pPr>
+      <w:r>
+        <w:rPr>
+          <w:rFonts w:ascii="Courier New" w:hAnsi="Courier New"/>
+        </w:rPr>
+        <w:t xml:space="preserve">    Define Get Cost of Cart method</w:t>
+      </w:r>
+    </w:p>
+    <w:p>
+      <w:pPr>
+        <w:spacing w:after="0"/>
+      </w:pPr>
+      <w:r>
+        <w:rPr>
+          <w:rFonts w:ascii="Courier New" w:hAnsi="Courier New"/>
+        </w:rPr>
+        <w:t xml:space="preserve">        Start a total cost counter at zero.</w:t>
+      </w:r>
+    </w:p>
+    <w:p>
+      <w:pPr>
+        <w:spacing w:after="0"/>
+      </w:pPr>
+      <w:r>
+        <w:rPr>
+          <w:rFonts w:ascii="Courier New" w:hAnsi="Courier New"/>
+        </w:rPr>
+        <w:t xml:space="preserve">        Loop through every item in cart_items.</w:t>
+      </w:r>
+    </w:p>
+    <w:p>
+      <w:pPr>
+        <w:spacing w:after="0"/>
+      </w:pPr>
+      <w:r>
+        <w:rPr>
+          <w:rFonts w:ascii="Courier New" w:hAnsi="Courier New"/>
+        </w:rPr>
+        <w:t xml:space="preserve">        Multiply each item's price by its quantity.</w:t>
+      </w:r>
+    </w:p>
+    <w:p>
+      <w:pPr>
+        <w:spacing w:after="0"/>
+      </w:pPr>
+      <w:r>
+        <w:rPr>
+          <w:rFonts w:ascii="Courier New" w:hAnsi="Courier New"/>
+        </w:rPr>
+        <w:t xml:space="preserve">        Add each item total to the cart total.</w:t>
+      </w:r>
+    </w:p>
+    <w:p>
+      <w:pPr>
+        <w:spacing w:after="0"/>
+      </w:pPr>
+      <w:r>
+        <w:rPr>
+          <w:rFonts w:ascii="Courier New" w:hAnsi="Courier New"/>
+        </w:rPr>
+        <w:t xml:space="preserve">        Return the total cost.</w:t>
+      </w:r>
+    </w:p>
+    <w:p>
+      <w:pPr>
+        <w:spacing w:after="0"/>
+      </w:pPr>
+      <w:r>
+        <w:rPr>
+          <w:rFonts w:ascii="Courier New" w:hAnsi="Courier New"/>
+        </w:rPr>
+      </w:r>
+    </w:p>
+    <w:p>
+      <w:pPr>
+        <w:spacing w:after="0"/>
+      </w:pPr>
+      <w:r>
+        <w:rPr>
+          <w:rFonts w:ascii="Courier New" w:hAnsi="Courier New"/>
+        </w:rPr>
+        <w:t xml:space="preserve">    Define Print Total method</w:t>
+      </w:r>
+    </w:p>
+    <w:p>
+      <w:pPr>
+        <w:spacing w:after="0"/>
+      </w:pPr>
+      <w:r>
+        <w:rPr>
+          <w:rFonts w:ascii="Courier New" w:hAnsi="Courier New"/>
+        </w:rPr>
+        <w:t xml:space="preserve">        Display the customer's name and current date.</w:t>
+      </w:r>
+    </w:p>
+    <w:p>
+      <w:pPr>
+        <w:spacing w:after="0"/>
+      </w:pPr>
+      <w:r>
+        <w:rPr>
+          <w:rFonts w:ascii="Courier New" w:hAnsi="Courier New"/>
+        </w:rPr>
+        <w:t xml:space="preserve">        Check whether the cart is empty.</w:t>
+      </w:r>
+    </w:p>
+    <w:p>
+      <w:pPr>
+        <w:spacing w:after="0"/>
+      </w:pPr>
+      <w:r>
+        <w:rPr>
+          <w:rFonts w:ascii="Courier New" w:hAnsi="Courier New"/>
+        </w:rPr>
+        <w:t xml:space="preserve">        If the cart is empty, display warning and stop</w:t>
+      </w:r>
+    </w:p>
+    <w:p>
+      <w:pPr>
+        <w:spacing w:after="0"/>
+      </w:pPr>
+      <w:r>
+        <w:rPr>
+          <w:rFonts w:ascii="Courier New" w:hAnsi="Courier New"/>
+        </w:rPr>
+        <w:t xml:space="preserve">        Print each item and its cost.</w:t>
+      </w:r>
+    </w:p>
+    <w:p>
+      <w:pPr>
+        <w:spacing w:after="0"/>
+      </w:pPr>
+      <w:r>
+        <w:rPr>
+          <w:rFonts w:ascii="Courier New" w:hAnsi="Courier New"/>
+        </w:rPr>
+        <w:t xml:space="preserve">        Display the total number of items and total cost.</w:t>
+      </w:r>
+    </w:p>
+    <w:p>
+      <w:pPr>
+        <w:spacing w:after="0"/>
+      </w:pPr>
+      <w:r>
+        <w:rPr>
+          <w:rFonts w:ascii="Courier New" w:hAnsi="Courier New"/>
+        </w:rPr>
+      </w:r>
+    </w:p>
+    <w:p>
+      <w:pPr>
+        <w:spacing w:after="0"/>
+      </w:pPr>
+      <w:r>
+        <w:rPr>
+          <w:rFonts w:ascii="Courier New" w:hAnsi="Courier New"/>
+        </w:rPr>
+        <w:t xml:space="preserve">    Define Print Descriptions method</w:t>
+      </w:r>
+    </w:p>
+    <w:p>
+      <w:pPr>
+        <w:spacing w:after="0"/>
+      </w:pPr>
+      <w:r>
+        <w:rPr>
+          <w:rFonts w:ascii="Courier New" w:hAnsi="Courier New"/>
+        </w:rPr>
+        <w:t xml:space="preserve">        Display the customer's name and current date.</w:t>
+      </w:r>
+    </w:p>
+    <w:p>
+      <w:pPr>
+        <w:spacing w:after="0"/>
+      </w:pPr>
+      <w:r>
+        <w:rPr>
+          <w:rFonts w:ascii="Courier New" w:hAnsi="Courier New"/>
+        </w:rPr>
+        <w:t xml:space="preserve">        Check whether the cart is empty.</w:t>
+      </w:r>
+    </w:p>
+    <w:p>
+      <w:pPr>
+        <w:spacing w:after="0"/>
+      </w:pPr>
+      <w:r>
+        <w:rPr>
+          <w:rFonts w:ascii="Courier New" w:hAnsi="Courier New"/>
+        </w:rPr>
+        <w:t xml:space="preserve">        If the cart is empty, display warning and stop</w:t>
+      </w:r>
+    </w:p>
+    <w:p>
+      <w:pPr>
+        <w:spacing w:after="0"/>
+      </w:pPr>
+      <w:r>
+        <w:rPr>
+          <w:rFonts w:ascii="Courier New" w:hAnsi="Courier New"/>
+        </w:rPr>
+        <w:t xml:space="preserve">        Loop through the cart and display each item's name.</w:t>
+      </w:r>
+    </w:p>
+    <w:p>
+      <w:pPr>
+        <w:spacing w:after="0"/>
+      </w:pPr>
+      <w:r>
+        <w:rPr>
+          <w:rFonts w:ascii="Courier New" w:hAnsi="Courier New"/>
+        </w:rPr>
+      </w:r>
+    </w:p>
+    <w:p>
+      <w:pPr>
+        <w:spacing w:after="0"/>
+      </w:pPr>
+      <w:r>
+        <w:rPr>
+          <w:rFonts w:ascii="Courier New" w:hAnsi="Courier New"/>
+        </w:rPr>
+        <w:t>Create a RetailStore Class</w:t>
+      </w:r>
+    </w:p>
+    <w:p>
+      <w:pPr>
+        <w:spacing w:after="0"/>
+      </w:pPr>
+      <w:r>
+        <w:rPr>
+          <w:rFonts w:ascii="Courier New" w:hAnsi="Courier New"/>
+        </w:rPr>
+        <w:t xml:space="preserve">    Initialize method</w:t>
+      </w:r>
+    </w:p>
+    <w:p>
+      <w:pPr>
+        <w:spacing w:after="0"/>
+      </w:pPr>
+      <w:r>
+        <w:rPr>
+          <w:rFonts w:ascii="Courier New" w:hAnsi="Courier New"/>
+        </w:rPr>
+        <w:t xml:space="preserve">        Set the store name.</w:t>
+      </w:r>
+    </w:p>
+    <w:p>
+      <w:pPr>
+        <w:spacing w:after="0"/>
+      </w:pPr>
+      <w:r>
+        <w:rPr>
+          <w:rFonts w:ascii="Courier New" w:hAnsi="Courier New"/>
+        </w:rPr>
+        <w:t xml:space="preserve">        Create a ShoppingCart object</w:t>
+      </w:r>
+    </w:p>
+    <w:p>
+      <w:pPr>
+        <w:spacing w:after="0"/>
+      </w:pPr>
+      <w:r>
+        <w:rPr>
+          <w:rFonts w:ascii="Courier New" w:hAnsi="Courier New"/>
+        </w:rPr>
+      </w:r>
+    </w:p>
+    <w:p>
+      <w:pPr>
+        <w:spacing w:after="0"/>
+      </w:pPr>
+      <w:r>
+        <w:rPr>
+          <w:rFonts w:ascii="Courier New" w:hAnsi="Courier New"/>
+        </w:rPr>
+        <w:t xml:space="preserve">    Define a get customer info method</w:t>
+      </w:r>
+    </w:p>
+    <w:p>
+      <w:pPr>
+        <w:spacing w:after="0"/>
+      </w:pPr>
+      <w:r>
+        <w:rPr>
+          <w:rFonts w:ascii="Courier New" w:hAnsi="Courier New"/>
+        </w:rPr>
+        <w:t xml:space="preserve">        Ask the user for the customer's name.</w:t>
+      </w:r>
+    </w:p>
+    <w:p>
+      <w:pPr>
+        <w:spacing w:after="0"/>
+      </w:pPr>
+      <w:r>
+        <w:rPr>
+          <w:rFonts w:ascii="Courier New" w:hAnsi="Courier New"/>
+        </w:rPr>
+        <w:t xml:space="preserve">        Ask the user for the date they want to buy, default to now</w:t>
+      </w:r>
+    </w:p>
+    <w:p>
+      <w:pPr>
+        <w:spacing w:after="0"/>
+      </w:pPr>
+      <w:r>
+        <w:rPr>
+          <w:rFonts w:ascii="Courier New" w:hAnsi="Courier New"/>
+        </w:rPr>
+        <w:t xml:space="preserve">        Validate inputs and update cart object</w:t>
+      </w:r>
+    </w:p>
+    <w:p>
+      <w:pPr>
+        <w:spacing w:after="0"/>
+      </w:pPr>
+      <w:r>
+        <w:rPr>
+          <w:rFonts w:ascii="Courier New" w:hAnsi="Courier New"/>
+        </w:rPr>
+      </w:r>
+    </w:p>
+    <w:p>
+      <w:pPr>
+        <w:spacing w:after="0"/>
+      </w:pPr>
+      <w:r>
+        <w:rPr>
+          <w:rFonts w:ascii="Courier New" w:hAnsi="Courier New"/>
+        </w:rPr>
+        <w:t xml:space="preserve">    Define a Display Menu method</w:t>
+      </w:r>
+    </w:p>
+    <w:p>
+      <w:pPr>
+        <w:spacing w:after="0"/>
+      </w:pPr>
+      <w:r>
+        <w:rPr>
+          <w:rFonts w:ascii="Courier New" w:hAnsi="Courier New"/>
+        </w:rPr>
+        <w:t xml:space="preserve">        Define a function that prints the menu</w:t>
+      </w:r>
+    </w:p>
+    <w:p>
+      <w:pPr>
+        <w:spacing w:after="0"/>
+      </w:pPr>
+      <w:r>
+        <w:rPr>
+          <w:rFonts w:ascii="Courier New" w:hAnsi="Courier New"/>
+        </w:rPr>
+        <w:t xml:space="preserve">            Display options for:</w:t>
+      </w:r>
+    </w:p>
+    <w:p>
+      <w:pPr>
+        <w:spacing w:after="0"/>
+      </w:pPr>
+      <w:r>
+        <w:rPr>
+          <w:rFonts w:ascii="Courier New" w:hAnsi="Courier New"/>
+        </w:rPr>
+        <w:t xml:space="preserve">                Add item</w:t>
+      </w:r>
+    </w:p>
+    <w:p>
+      <w:pPr>
+        <w:spacing w:after="0"/>
+      </w:pPr>
+      <w:r>
+        <w:rPr>
+          <w:rFonts w:ascii="Courier New" w:hAnsi="Courier New"/>
+        </w:rPr>
+        <w:t xml:space="preserve">                Remove item</w:t>
+      </w:r>
+    </w:p>
+    <w:p>
+      <w:pPr>
+        <w:spacing w:after="0"/>
+      </w:pPr>
+      <w:r>
+        <w:rPr>
+          <w:rFonts w:ascii="Courier New" w:hAnsi="Courier New"/>
+        </w:rPr>
+        <w:t xml:space="preserve">                Change item quantity</w:t>
+      </w:r>
+    </w:p>
+    <w:p>
+      <w:pPr>
+        <w:spacing w:after="0"/>
+      </w:pPr>
+      <w:r>
+        <w:rPr>
+          <w:rFonts w:ascii="Courier New" w:hAnsi="Courier New"/>
+        </w:rPr>
+        <w:t xml:space="preserve">                Output descriptions</w:t>
+      </w:r>
+    </w:p>
+    <w:p>
+      <w:pPr>
+        <w:spacing w:after="0"/>
+      </w:pPr>
+      <w:r>
+        <w:rPr>
+          <w:rFonts w:ascii="Courier New" w:hAnsi="Courier New"/>
+        </w:rPr>
+        <w:t xml:space="preserve">                Output shopping cart</w:t>
+      </w:r>
+    </w:p>
+    <w:p>
+      <w:pPr>
+        <w:spacing w:after="0"/>
+      </w:pPr>
+      <w:r>
+        <w:rPr>
+          <w:rFonts w:ascii="Courier New" w:hAnsi="Courier New"/>
+        </w:rPr>
+        <w:t xml:space="preserve">                Quit</w:t>
+      </w:r>
+    </w:p>
+    <w:p>
+      <w:pPr>
+        <w:spacing w:after="0"/>
+      </w:pPr>
+      <w:r>
+        <w:rPr>
+          <w:rFonts w:ascii="Courier New" w:hAnsi="Courier New"/>
+        </w:rPr>
+      </w:r>
+    </w:p>
+    <w:p>
+      <w:pPr>
+        <w:spacing w:after="0"/>
+      </w:pPr>
+      <w:r>
+        <w:rPr>
+          <w:rFonts w:ascii="Courier New" w:hAnsi="Courier New"/>
+        </w:rPr>
+        <w:t xml:space="preserve">        Print the menu using the function</w:t>
+      </w:r>
+    </w:p>
+    <w:p>
+      <w:pPr>
+        <w:spacing w:after="0"/>
+      </w:pPr>
+      <w:r>
+        <w:rPr>
+          <w:rFonts w:ascii="Courier New" w:hAnsi="Courier New"/>
+        </w:rPr>
+        <w:t xml:space="preserve">        Until they pick a valid option:</w:t>
+      </w:r>
+    </w:p>
+    <w:p>
+      <w:pPr>
+        <w:spacing w:after="0"/>
+      </w:pPr>
+      <w:r>
+        <w:rPr>
+          <w:rFonts w:ascii="Courier New" w:hAnsi="Courier New"/>
+        </w:rPr>
+        <w:t xml:space="preserve">            Ask the user to select an option.</w:t>
+      </w:r>
+    </w:p>
+    <w:p>
+      <w:pPr>
+        <w:spacing w:after="0"/>
+      </w:pPr>
+      <w:r>
+        <w:rPr>
+          <w:rFonts w:ascii="Courier New" w:hAnsi="Courier New"/>
+        </w:rPr>
+        <w:t xml:space="preserve">            Exit loop if quit is selected</w:t>
+      </w:r>
+    </w:p>
+    <w:p>
+      <w:pPr>
+        <w:spacing w:after="0"/>
+      </w:pPr>
+      <w:r>
+        <w:rPr>
+          <w:rFonts w:ascii="Courier New" w:hAnsi="Courier New"/>
+        </w:rPr>
+        <w:t xml:space="preserve">            If the option is valid execute the appropriate method on ShoppingCart</w:t>
+      </w:r>
+    </w:p>
+    <w:p>
+      <w:pPr>
+        <w:spacing w:after="0"/>
+      </w:pPr>
+      <w:r>
+        <w:rPr>
+          <w:rFonts w:ascii="Courier New" w:hAnsi="Courier New"/>
+        </w:rPr>
+        <w:t xml:space="preserve">            Else display an invalid-option message.</w:t>
+      </w:r>
+    </w:p>
+    <w:p>
+      <w:pPr>
+        <w:spacing w:after="0"/>
+      </w:pPr>
+      <w:r>
+        <w:rPr>
+          <w:rFonts w:ascii="Courier New" w:hAnsi="Courier New"/>
+        </w:rPr>
+        <w:t xml:space="preserve">            Display the menu again</w:t>
+      </w:r>
+    </w:p>
+    <w:p>
+      <w:pPr>
+        <w:spacing w:after="0"/>
+      </w:pPr>
+      <w:r>
+        <w:rPr>
+          <w:rFonts w:ascii="Courier New" w:hAnsi="Courier New"/>
+        </w:rPr>
+      </w:r>
+    </w:p>
+    <w:p>
+      <w:pPr>
+        <w:spacing w:after="0"/>
+      </w:pPr>
+      <w:r>
+        <w:rPr>
+          <w:rFonts w:ascii="Courier New" w:hAnsi="Courier New"/>
+        </w:rPr>
+        <w:t>Main Function</w:t>
+      </w:r>
+    </w:p>
+    <w:p>
+      <w:pPr>
+        <w:spacing w:after="0"/>
+      </w:pPr>
+      <w:r>
+        <w:rPr>
+          <w:rFonts w:ascii="Courier New" w:hAnsi="Courier New"/>
+        </w:rPr>
+        <w:t xml:space="preserve">    Initialize a RetailStore class</w:t>
+      </w:r>
+    </w:p>
+    <w:p>
+      <w:pPr>
+        <w:spacing w:after="0"/>
+      </w:pPr>
+      <w:r>
+        <w:rPr>
+          <w:rFonts w:ascii="Courier New" w:hAnsi="Courier New"/>
+        </w:rPr>
+        <w:t xml:space="preserve">    Call the get customer info method</w:t>
+      </w:r>
+    </w:p>
+    <w:p>
+      <w:pPr>
+        <w:spacing w:after="0"/>
+      </w:pPr>
+      <w:r>
+        <w:rPr>
+          <w:rFonts w:ascii="Courier New" w:hAnsi="Courier New"/>
+        </w:rPr>
+        <w:t xml:space="preserve">    Call the Display Menu method</w:t>
       </w:r>
     </w:p>
     <w:p>

--- a/m6/module6_portfolio.docx
+++ b/m6/module6_portfolio.docx
@@ -22,58 +22,6 @@
           <w:sz w:val="32"/>
         </w:rPr>
         <w:t>Pseudocode</w:t>
-      </w:r>
-    </w:p>
-    <w:p>
-      <w:pPr>
-        <w:spacing w:after="0"/>
-      </w:pPr>
-      <w:r>
-        <w:rPr>
-          <w:rFonts w:ascii="Courier New" w:hAnsi="Courier New"/>
-        </w:rPr>
-        <w:t>CSC500 Module 6 Portfolio Milestone</w:t>
-      </w:r>
-    </w:p>
-    <w:p>
-      <w:pPr>
-        <w:spacing w:after="0"/>
-      </w:pPr>
-      <w:r>
-        <w:rPr>
-          <w:rFonts w:ascii="Courier New" w:hAnsi="Courier New"/>
-        </w:rPr>
-        <w:t>Pseudocode</w:t>
-      </w:r>
-    </w:p>
-    <w:p>
-      <w:pPr>
-        <w:spacing w:after="0"/>
-      </w:pPr>
-      <w:r>
-        <w:rPr>
-          <w:rFonts w:ascii="Courier New" w:hAnsi="Courier New"/>
-        </w:rPr>
-      </w:r>
-    </w:p>
-    <w:p>
-      <w:pPr>
-        <w:spacing w:after="0"/>
-      </w:pPr>
-      <w:r>
-        <w:rPr>
-          <w:rFonts w:ascii="Courier New" w:hAnsi="Courier New"/>
-        </w:rPr>
-      </w:r>
-    </w:p>
-    <w:p>
-      <w:pPr>
-        <w:spacing w:after="0"/>
-      </w:pPr>
-      <w:r>
-        <w:rPr>
-          <w:rFonts w:ascii="Courier New" w:hAnsi="Courier New"/>
-        </w:rPr>
       </w:r>
     </w:p>
     <w:p>
@@ -766,7 +714,7 @@
         <w:rPr>
           <w:rFonts w:ascii="Courier New" w:hAnsi="Courier New"/>
         </w:rPr>
-        <w:t xml:space="preserve">        Ask the user for the date they want to buy, default to now</w:t>
+        <w:t xml:space="preserve">        Ask the user order date, default to now</w:t>
       </w:r>
     </w:p>
     <w:p>
@@ -951,7 +899,7 @@
         <w:rPr>
           <w:rFonts w:ascii="Courier New" w:hAnsi="Courier New"/>
         </w:rPr>
-        <w:t xml:space="preserve">            If the option is valid execute the appropriate method on ShoppingCart</w:t>
+        <w:t xml:space="preserve">            If valid execute the appropriate method on ShoppingCart</w:t>
       </w:r>
     </w:p>
     <w:p>
@@ -1041,7 +989,125 @@
     </w:p>
     <w:p>
       <w:r>
-        <w:t>No PNG screenshots were found.</w:t>
+        <w:t>Screenshot from 2026-08-29 22-33-51.png</w:t>
+      </w:r>
+    </w:p>
+    <w:p>
+      <w:r>
+        <w:drawing>
+          <wp:inline xmlns:a="http://schemas.openxmlformats.org/drawingml/2006/main" xmlns:pic="http://schemas.openxmlformats.org/drawingml/2006/picture">
+            <wp:extent cx="5486400" cy="3086100"/>
+            <wp:docPr id="1" name="Picture 1"/>
+            <wp:cNvGraphicFramePr>
+              <a:graphicFrameLocks noChangeAspect="1"/>
+            </wp:cNvGraphicFramePr>
+            <a:graphic>
+              <a:graphicData uri="http://schemas.openxmlformats.org/drawingml/2006/picture">
+                <pic:pic>
+                  <pic:nvPicPr>
+                    <pic:cNvPr id="0" name="Screenshot from 2026-08-29 22-33-51.png"/>
+                    <pic:cNvPicPr/>
+                  </pic:nvPicPr>
+                  <pic:blipFill>
+                    <a:blip r:embed="rId9"/>
+                    <a:stretch>
+                      <a:fillRect/>
+                    </a:stretch>
+                  </pic:blipFill>
+                  <pic:spPr>
+                    <a:xfrm>
+                      <a:off x="0" y="0"/>
+                      <a:ext cx="5486400" cy="3086100"/>
+                    </a:xfrm>
+                    <a:prstGeom prst="rect"/>
+                  </pic:spPr>
+                </pic:pic>
+              </a:graphicData>
+            </a:graphic>
+          </wp:inline>
+        </w:drawing>
+      </w:r>
+    </w:p>
+    <w:p>
+      <w:r>
+        <w:t>Screenshot from 2026-08-29 22-34-17.png</w:t>
+      </w:r>
+    </w:p>
+    <w:p>
+      <w:r>
+        <w:drawing>
+          <wp:inline xmlns:a="http://schemas.openxmlformats.org/drawingml/2006/main" xmlns:pic="http://schemas.openxmlformats.org/drawingml/2006/picture">
+            <wp:extent cx="5486400" cy="3086100"/>
+            <wp:docPr id="2" name="Picture 2"/>
+            <wp:cNvGraphicFramePr>
+              <a:graphicFrameLocks noChangeAspect="1"/>
+            </wp:cNvGraphicFramePr>
+            <a:graphic>
+              <a:graphicData uri="http://schemas.openxmlformats.org/drawingml/2006/picture">
+                <pic:pic>
+                  <pic:nvPicPr>
+                    <pic:cNvPr id="0" name="Screenshot from 2026-08-29 22-34-17.png"/>
+                    <pic:cNvPicPr/>
+                  </pic:nvPicPr>
+                  <pic:blipFill>
+                    <a:blip r:embed="rId10"/>
+                    <a:stretch>
+                      <a:fillRect/>
+                    </a:stretch>
+                  </pic:blipFill>
+                  <pic:spPr>
+                    <a:xfrm>
+                      <a:off x="0" y="0"/>
+                      <a:ext cx="5486400" cy="3086100"/>
+                    </a:xfrm>
+                    <a:prstGeom prst="rect"/>
+                  </pic:spPr>
+                </pic:pic>
+              </a:graphicData>
+            </a:graphic>
+          </wp:inline>
+        </w:drawing>
+      </w:r>
+    </w:p>
+    <w:p>
+      <w:r>
+        <w:t>Screenshot from 2026-08-29 22-35-03.png</w:t>
+      </w:r>
+    </w:p>
+    <w:p>
+      <w:r>
+        <w:drawing>
+          <wp:inline xmlns:a="http://schemas.openxmlformats.org/drawingml/2006/main" xmlns:pic="http://schemas.openxmlformats.org/drawingml/2006/picture">
+            <wp:extent cx="5486400" cy="3086100"/>
+            <wp:docPr id="3" name="Picture 3"/>
+            <wp:cNvGraphicFramePr>
+              <a:graphicFrameLocks noChangeAspect="1"/>
+            </wp:cNvGraphicFramePr>
+            <a:graphic>
+              <a:graphicData uri="http://schemas.openxmlformats.org/drawingml/2006/picture">
+                <pic:pic>
+                  <pic:nvPicPr>
+                    <pic:cNvPr id="0" name="Screenshot from 2026-08-29 22-35-03.png"/>
+                    <pic:cNvPicPr/>
+                  </pic:nvPicPr>
+                  <pic:blipFill>
+                    <a:blip r:embed="rId11"/>
+                    <a:stretch>
+                      <a:fillRect/>
+                    </a:stretch>
+                  </pic:blipFill>
+                  <pic:spPr>
+                    <a:xfrm>
+                      <a:off x="0" y="0"/>
+                      <a:ext cx="5486400" cy="3086100"/>
+                    </a:xfrm>
+                    <a:prstGeom prst="rect"/>
+                  </pic:spPr>
+                </pic:pic>
+              </a:graphicData>
+            </a:graphic>
+          </wp:inline>
+        </w:drawing>
       </w:r>
     </w:p>
     <w:p>
@@ -1054,7 +1120,7 @@
       </w:r>
     </w:p>
     <w:p>
-      <w:hyperlink r:id="rId9">
+      <w:hyperlink r:id="rId12">
         <w:r>
           <w:rPr>
             <w:color w:val="0563C1"/>
